--- a/klagomål/A 32151-2026 FSC-klagomål.docx
+++ b/klagomål/A 32151-2026 FSC-klagomål.docx
@@ -652,7 +652,7 @@
     <w:r>
       <w:tab/>
       <w:tab/>
-      <w:t>2026-08-04</w:t>
+      <w:t>2026-08-05</w:t>
       <w:br/>
       <w:br/>
     </w:r>

--- a/klagomål/A 32151-2026 FSC-klagomål.docx
+++ b/klagomål/A 32151-2026 FSC-klagomål.docx
@@ -652,7 +652,7 @@
     <w:r>
       <w:tab/>
       <w:tab/>
-      <w:t>2026-08-05</w:t>
+      <w:t>2026-08-07</w:t>
       <w:br/>
       <w:br/>
     </w:r>

--- a/klagomål/A 32151-2026 FSC-klagomål.docx
+++ b/klagomål/A 32151-2026 FSC-klagomål.docx
@@ -652,7 +652,7 @@
     <w:r>
       <w:tab/>
       <w:tab/>
-      <w:t>2026-08-07</w:t>
+      <w:t>2026-08-08</w:t>
       <w:br/>
       <w:br/>
     </w:r>

--- a/klagomål/A 32151-2026 FSC-klagomål.docx
+++ b/klagomål/A 32151-2026 FSC-klagomål.docx
@@ -216,12 +216,12 @@
         <w:spacing w:after="240"/>
       </w:pPr>
       <w:r>
-        <w:t>Figur 1. Fyndplatser för naturvårdsarter i avverkningsanmälan. Markörer utan svart kant är placerade på fyndplatsen. Markörer med svart kant är placerade vid sidan av fyndplatsen har ett svart streck som visar fyndplatsens exakta position. Kartans mittpunktskoordinat är N 6418978, E 334628 i SWEREF 99 TM.</w:t>
+        <w:t>Figur 1. Fyndplatser för naturvårdsarter i avverkningsanmälan. Markörer utan svart kant är placerade på fyndplatsen. Markörer med svart kant är placerade vid sidan av fyndplatsen och har ett svart streck som visar fyndplatsens exakta position. Kartans mittpunktskoordinat är N 6418978, E 334628 i SWEREF 99 TM.</w:t>
       </w:r>
     </w:p>
     <w:p>
       <w:r>
-        <w:t>I avverkningsanmälan finns fynd av 2 naturvårdsarter, varav 1 är fridlyst och 1 är signalart (S): västlig hakmossa (S) och revlummer (§9). Se Figur 1.</w:t>
+        <w:t>I avverkningsanmälan finns fynd av 3 naturvårdsarter, varav 1 är fridlyst, 1 är typisk (T) och 2 är signalarter (S): blåmossa (S, T), västlig hakmossa (S) och revlummer (§9). Se Figur 1.</w:t>
       </w:r>
     </w:p>
     <w:p>
@@ -245,6 +245,35 @@
     <w:p>
       <w:r>
         <w:t>Nedan följer beskrivningar av de naturvårdsarter och fridlysta arter som har sina livsmiljöer och växtplatser i den avverkningsanmälda skogen. De påträffade naturvårdsarterna är ett tydligt kvitto på att det rör sig om en skog med höga naturvärden.</w:t>
+      </w:r>
+    </w:p>
+    <w:p>
+      <w:r>
+        <w:rPr>
+          <w:b/>
+        </w:rPr>
+        <w:t xml:space="preserve">Blåmossa </w:t>
+      </w:r>
+      <w:r>
+        <w:t xml:space="preserve">har karaktäristiska kuddar som är lätta att se på långt håll. Mycket stora kuddar, större än 0,5 meter i höjd, indikerar höga naturvärden där skogen har en lång period av orördhet oh stabila miljöförhållanden. Mossan växer under gynnsamma omständigheter cirka 1 centimeter per år och stora kuddar kan därför indirekt visa att lokalen varit lämplig under en lång tid. Blåmossa är typisk art för </w:t>
+      </w:r>
+      <w:r>
+        <w:rPr>
+          <w:i/>
+        </w:rPr>
+        <w:t>9010 Taiga, 9080 Lövsumpskog</w:t>
+      </w:r>
+      <w:r>
+        <w:t xml:space="preserve"> och </w:t>
+      </w:r>
+      <w:r>
+        <w:rPr>
+          <w:i/>
+        </w:rPr>
+        <w:t>9750 Svämlövskog</w:t>
+      </w:r>
+      <w:r>
+        <w:t xml:space="preserve"> (SLU Artdatabanken, 2025; Nitare &amp; Skogsstyrelsen, 2019).</w:t>
       </w:r>
     </w:p>
     <w:p>
@@ -337,7 +366,7 @@
         <w:rPr>
           <w:i/>
         </w:rPr>
-        <w:t>I det avverkningsanmälda skogsområdet har 2 naturvårdsarter varav 0 rödlistade arter sina livsmiljöer och växtplatser.</w:t>
+        <w:t>I det avverkningsanmälda skogsområdet har 3 naturvårdsarter varav 0 rödlistade arter sina livsmiljöer och växtplatser.</w:t>
       </w:r>
     </w:p>
     <w:p>
@@ -652,7 +681,7 @@
     <w:r>
       <w:tab/>
       <w:tab/>
-      <w:t>2026-08-14</w:t>
+      <w:t>2026-08-15</w:t>
       <w:br/>
       <w:br/>
     </w:r>

--- a/klagomål/A 32151-2026 FSC-klagomål.docx
+++ b/klagomål/A 32151-2026 FSC-klagomål.docx
@@ -681,7 +681,7 @@
     <w:r>
       <w:tab/>
       <w:tab/>
-      <w:t>2026-08-15</w:t>
+      <w:t>2026-08-16</w:t>
       <w:br/>
       <w:br/>
     </w:r>

--- a/klagomål/A 32151-2026 FSC-klagomål.docx
+++ b/klagomål/A 32151-2026 FSC-klagomål.docx
@@ -681,7 +681,7 @@
     <w:r>
       <w:tab/>
       <w:tab/>
-      <w:t>2026-08-16</w:t>
+      <w:t>2026-08-17</w:t>
       <w:br/>
       <w:br/>
     </w:r>

--- a/klagomål/A 32151-2026 FSC-klagomål.docx
+++ b/klagomål/A 32151-2026 FSC-klagomål.docx
@@ -681,7 +681,7 @@
     <w:r>
       <w:tab/>
       <w:tab/>
-      <w:t>2026-08-17</w:t>
+      <w:t>2026-08-18</w:t>
       <w:br/>
       <w:br/>
     </w:r>

--- a/klagomål/A 32151-2026 FSC-klagomål.docx
+++ b/klagomål/A 32151-2026 FSC-klagomål.docx
@@ -681,7 +681,7 @@
     <w:r>
       <w:tab/>
       <w:tab/>
-      <w:t>2026-08-18</w:t>
+      <w:t>2026-08-19</w:t>
       <w:br/>
       <w:br/>
     </w:r>

--- a/klagomål/A 32151-2026 FSC-klagomål.docx
+++ b/klagomål/A 32151-2026 FSC-klagomål.docx
@@ -681,7 +681,7 @@
     <w:r>
       <w:tab/>
       <w:tab/>
-      <w:t>2026-08-19</w:t>
+      <w:t>2026-08-20</w:t>
       <w:br/>
       <w:br/>
     </w:r>

--- a/klagomål/A 32151-2026 FSC-klagomål.docx
+++ b/klagomål/A 32151-2026 FSC-klagomål.docx
@@ -178,7 +178,7 @@
       <w:r>
         <w:drawing>
           <wp:inline xmlns:a="http://schemas.openxmlformats.org/drawingml/2006/main" xmlns:pic="http://schemas.openxmlformats.org/drawingml/2006/picture">
-            <wp:extent cx="4052041" cy="5724000"/>
+            <wp:extent cx="4356928" cy="5724000"/>
             <wp:docPr id="1" name="Picture 1"/>
             <wp:cNvGraphicFramePr>
               <a:graphicFrameLocks noChangeAspect="1"/>
@@ -199,7 +199,7 @@
                   <pic:spPr>
                     <a:xfrm>
                       <a:off x="0" y="0"/>
-                      <a:ext cx="4052041" cy="5724000"/>
+                      <a:ext cx="4356928" cy="5724000"/>
                     </a:xfrm>
                     <a:prstGeom prst="rect"/>
                   </pic:spPr>
@@ -221,7 +221,7 @@
     </w:p>
     <w:p>
       <w:r>
-        <w:t>I avverkningsanmälan finns fynd av 3 naturvårdsarter, varav 1 är fridlyst, 1 är typisk (T) och 2 är signalarter (S): blåmossa (S, T), västlig hakmossa (S) och revlummer (§9). Se Figur 1.</w:t>
+        <w:t>I avverkningsanmälan finns fynd av 5 naturvårdsarter, varav 3 är fridlysta, 2 är typiska (T) och 2 är signalarter (S): blåmossa (S, T), västlig hakmossa (S), spillkråka (T, §4), lopplummer (aggregat) (§9) och revlummer (§9). Se Figur 1.</w:t>
       </w:r>
     </w:p>
     <w:p>
@@ -244,7 +244,7 @@
     </w:p>
     <w:p>
       <w:r>
-        <w:t>Nedan följer beskrivningar av de naturvårdsarter och fridlysta arter som har sina livsmiljöer och växtplatser i den avverkningsanmälda skogen. De påträffade naturvårdsarterna är ett tydligt kvitto på att det rör sig om en skog med höga naturvärden.</w:t>
+        <w:t>Nedan följer beskrivningar av de naturvårdsarter och fridlysta arter som har sina livsmiljöer och växtplatser i den avverkningsanmälda skogen. Se även ytterligare artfakta i BILAGA 1. De påträffade naturvårdsarterna är ett tydligt kvitto på att det rör sig om en skog med höga naturvärden.</w:t>
       </w:r>
     </w:p>
     <w:p>
@@ -274,6 +274,35 @@
       </w:r>
       <w:r>
         <w:t xml:space="preserve"> (SLU Artdatabanken, 2025; Nitare &amp; Skogsstyrelsen, 2019).</w:t>
+      </w:r>
+    </w:p>
+    <w:p>
+      <w:r>
+        <w:rPr>
+          <w:b/>
+        </w:rPr>
+        <w:t>Spillkråka (§4)</w:t>
+      </w:r>
+      <w:r>
+        <w:t xml:space="preserve"> omfattas av bilaga 1 i EU:s fågeldirektiv och är typisk art för </w:t>
+      </w:r>
+      <w:r>
+        <w:rPr>
+          <w:i/>
+        </w:rPr>
+        <w:t xml:space="preserve">9010 Taiga </w:t>
+      </w:r>
+      <w:r>
+        <w:t>och</w:t>
+      </w:r>
+      <w:r>
+        <w:rPr>
+          <w:i/>
+        </w:rPr>
+        <w:t xml:space="preserve"> 9740 Skogsbevuxen myr</w:t>
+      </w:r>
+      <w:r>
+        <w:t>. Den behöver grova träd, främst tall, asp och bok som boträd. Skogsbruk med korta omloppstider och täta, homogena ungskogar utgör det största hotet. Spillkråka är en nyckelart i skogliga miljöer vars övergivna bohål utnyttjas av flera andra hålhäckande fågelarter och fladdermöss, däribland pärluggla (EN, §4), knipa (§4), salskrake (§4) och skogsduva (§4). Hökuggla (VU, §4) och slaguggla (§4) häckar ofta i högstubbar som brutits av i höjd med ett gammalt spillkråkebo (SLU Artdatabanken, 2026; Skogsstyrelsen, 2016).</w:t>
       </w:r>
     </w:p>
     <w:p>
@@ -328,6 +357,22 @@
       <w:r>
         <w:t>I den avverkningsanmälda skogen har fridlysta arter sina livsmiljöer och växtplatser. Att skada de fridlysta arternas livsmiljöer, växtplatser eller ekologiska funktion är inte tillåtet enligt artskyddsförordningen.</w:t>
       </w:r>
+      <w:r>
+        <w:rPr>
+          <w:i/>
+        </w:rPr>
+        <w:t xml:space="preserve"> EU:s medlemsländer och skogsbolag är skyldiga att agera i enlighet med EU:s fågeldirektiv där det uttryckligen står att direktivet gäller för fåglar samt för deras ägg, bon och </w:t>
+      </w:r>
+      <w:r>
+        <w:rPr>
+          <w:b/>
+          <w:i/>
+        </w:rPr>
+        <w:t xml:space="preserve">livsmiljöer </w:t>
+      </w:r>
+      <w:r>
+        <w:t>(artikel 1). Vidare att de åtgärder som vidtas inte får leda till en försämring av den nuvarande situationen beträffande bevarandet av de fågelarter som avses i artikel 1 (artikel 13).</w:t>
+      </w:r>
     </w:p>
     <w:p>
       <w:r>
@@ -366,7 +411,7 @@
         <w:rPr>
           <w:i/>
         </w:rPr>
-        <w:t>I det avverkningsanmälda skogsområdet har 3 naturvårdsarter varav 0 rödlistade arter sina livsmiljöer och växtplatser.</w:t>
+        <w:t>I det avverkningsanmälda skogsområdet har 5 naturvårdsarter varav 0 rödlistade arter sina livsmiljöer och växtplatser.</w:t>
       </w:r>
     </w:p>
     <w:p>
@@ -553,6 +598,91 @@
         <w:t>I den avverkningsanmälda skogen har fridlysta arter sina livsmiljöer och växtplatser. Att skada de fridlysta arternas livsmiljöer, växtplatser eller ekologiska funktion är inte tillåtet enligt artskyddsförordningen</w:t>
       </w:r>
     </w:p>
+    <w:p>
+      <w:r>
+        <w:br w:type="page"/>
+      </w:r>
+    </w:p>
+    <w:p>
+      <w:pPr>
+        <w:pStyle w:val="Title"/>
+      </w:pPr>
+      <w:r>
+        <w:t>BILAGA 1 – Fridlysta arter</w:t>
+      </w:r>
+    </w:p>
+    <w:p>
+      <w:pPr>
+        <w:pStyle w:val="Heading1"/>
+      </w:pPr>
+      <w:r>
+        <w:t>Spillkråka – ekologi samt krav på livsmiljön</w:t>
+      </w:r>
+    </w:p>
+    <w:p>
+      <w:r>
+        <w:t xml:space="preserve">Spillkråka (§4) ingår i bilaga 1 EU:s fågeldirektiv och är typisk art för </w:t>
+      </w:r>
+      <w:r>
+        <w:rPr>
+          <w:i/>
+        </w:rPr>
+        <w:t xml:space="preserve">9010 Taiga </w:t>
+      </w:r>
+      <w:r>
+        <w:t>och</w:t>
+      </w:r>
+      <w:r>
+        <w:rPr>
+          <w:i/>
+        </w:rPr>
+        <w:t xml:space="preserve"> 9740 Skogsbevuxen myr</w:t>
+      </w:r>
+      <w:r>
+        <w:t>. Den lever i både barr- och blandskog liksom i ren lövskog. De tätaste populationerna tenderar att finnas i äldre, variationsrik blandskog med gott om död ved och gamla träd. Varje par utnyttjar 400–1000 hektar skog beroende på skogens kvalitet. Skogsbruk med korta omloppstider och täta, homogena ungskogar utgör det största hotet (SLU Artdatabanken, 2026).</w:t>
+      </w:r>
+    </w:p>
+    <w:p>
+      <w:r>
+        <w:t>Spillkråka är en nyckelart i skogliga miljöer vars övergivna bohål utnyttjas av flera andra hålhäckande fågelarter och fladdermöss, däribland pärluggla (EN, §4), knipa (§4), salskrake (§4) och skogsduva (§4). Hökuggla (VU, §4) och slaguggla (§4) häckar ofta i högstubbar som brutits av i höjd med ett gammalt spillkråkebo (Skogsstyrelsen, 2016).</w:t>
+      </w:r>
+    </w:p>
+    <w:p>
+      <w:pPr>
+        <w:pStyle w:val="Heading2"/>
+      </w:pPr>
+      <w:r>
+        <w:t>Referenser – spillkråka</w:t>
+      </w:r>
+    </w:p>
+    <w:p>
+      <w:r>
+        <w:t xml:space="preserve">Skogsstyrelsen, 2016. </w:t>
+      </w:r>
+      <w:r>
+        <w:rPr>
+          <w:i/>
+        </w:rPr>
+        <w:t xml:space="preserve">Vägledning för hänsyn till spillkråka. </w:t>
+      </w:r>
+      <w:r>
+        <w:t>Vägledningar och kunskapsstöd artskydd – Skogsstyrelsen.</w:t>
+      </w:r>
+    </w:p>
+    <w:p>
+      <w:r>
+        <w:t xml:space="preserve">SLU Artdatabanken, 2026. </w:t>
+      </w:r>
+      <w:r>
+        <w:rPr>
+          <w:i/>
+        </w:rPr>
+        <w:t xml:space="preserve">Artfaktablad. Naturvård – artfakta. </w:t>
+      </w:r>
+      <w:r>
+        <w:t>SLU Artdatabanken, Uppsala.</w:t>
+      </w:r>
+    </w:p>
     <w:sectPr>
       <w:headerReference w:type="even" r:id="rId8"/>
       <w:headerReference w:type="default" r:id="rId9"/>
@@ -681,7 +811,7 @@
     <w:r>
       <w:tab/>
       <w:tab/>
-      <w:t>2026-08-20</w:t>
+      <w:t>2026-08-21</w:t>
       <w:br/>
       <w:br/>
     </w:r>

--- a/klagomål/A 32151-2026 FSC-klagomål.docx
+++ b/klagomål/A 32151-2026 FSC-klagomål.docx
@@ -811,7 +811,7 @@
     <w:r>
       <w:tab/>
       <w:tab/>
-      <w:t>2026-08-21</w:t>
+      <w:t>2026-08-22</w:t>
       <w:br/>
       <w:br/>
     </w:r>

--- a/klagomål/A 32151-2026 FSC-klagomål.docx
+++ b/klagomål/A 32151-2026 FSC-klagomål.docx
@@ -811,7 +811,7 @@
     <w:r>
       <w:tab/>
       <w:tab/>
-      <w:t>2026-08-22</w:t>
+      <w:t>2026-08-23</w:t>
       <w:br/>
       <w:br/>
     </w:r>

--- a/klagomål/A 32151-2026 FSC-klagomål.docx
+++ b/klagomål/A 32151-2026 FSC-klagomål.docx
@@ -811,7 +811,7 @@
     <w:r>
       <w:tab/>
       <w:tab/>
-      <w:t>2026-08-23</w:t>
+      <w:t>2026-08-24</w:t>
       <w:br/>
       <w:br/>
     </w:r>

--- a/klagomål/A 32151-2026 FSC-klagomål.docx
+++ b/klagomål/A 32151-2026 FSC-klagomål.docx
@@ -811,7 +811,7 @@
     <w:r>
       <w:tab/>
       <w:tab/>
-      <w:t>2026-08-24</w:t>
+      <w:t>2026-08-25</w:t>
       <w:br/>
       <w:br/>
     </w:r>

--- a/klagomål/A 32151-2026 FSC-klagomål.docx
+++ b/klagomål/A 32151-2026 FSC-klagomål.docx
@@ -221,7 +221,7 @@
     </w:p>
     <w:p>
       <w:r>
-        <w:t>I avverkningsanmälan finns fynd av 5 naturvårdsarter, varav 3 är fridlysta, 2 är typiska (T) och 2 är signalarter (S): blåmossa (S, T), västlig hakmossa (S), spillkråka (T, §4), lopplummer (aggregat) (§9) och revlummer (§9). Se Figur 1.</w:t>
+        <w:t>I avverkningsanmälan finns fynd av 7 naturvårdsarter, varav 2 är rödlistade, 5 är fridlysta, 3 är typiska (T) och 2 är signalarter (S): mindre hackspett (NT, T, §4), talltita (NT, §4), blåmossa (S, T), västlig hakmossa (S), spillkråka (T, §4), lopplummer (aggregat) (§9) och revlummer (§9). Se Figur 1.</w:t>
       </w:r>
     </w:p>
     <w:p>
@@ -252,6 +252,37 @@
         <w:rPr>
           <w:b/>
         </w:rPr>
+        <w:t>Mindre hackspett (NT, §4)</w:t>
+      </w:r>
+      <w:r>
+        <w:t xml:space="preserve"> är rödlistad som nära hotad, fridlyst och prioriterad art i Skogsvårdslagen. Minskningstakten har uppgått till 25 (10–40) % under de senaste 15 åren och bedöms vara nära gränsvärdet för Sårbar (VU). (A2bc). Arten har stora revir och höga krav när det gäller förekomst av lövskog på landskapsnivå. För att häcka framgångsrikt behöver ett par cirka 40 ha äldre lövdominerad skog inom ett område på upp till 200 ha. Under vintern kan födosök även ske i äldre grandominerad skog. Mindre hackspett är typisk art för </w:t>
+      </w:r>
+      <w:r>
+        <w:rPr>
+          <w:i/>
+        </w:rPr>
+        <w:t>9010 Taiga, 9750 Svämlövskog, 9080 Lövsumpskog, 9030 Landhöjningsskog och 9040 Fjällbjörkskog</w:t>
+      </w:r>
+      <w:r>
+        <w:t xml:space="preserve"> (SLU Artdatabanken, 2021; Skogsstyrelsen, 2016).</w:t>
+      </w:r>
+    </w:p>
+    <w:p>
+      <w:r>
+        <w:rPr>
+          <w:b/>
+        </w:rPr>
+        <w:t>Talltita (NT, §4)</w:t>
+      </w:r>
+      <w:r>
+        <w:t>, rödlistad som nära hotad och prioriterad art i Skogsvårdslagen, har häckningsrevir i anmälan. Arten har minskat kraftigt de senaste 30 åren och minskningstakten innevarande 10-årsperiod beräknas till 20 (10–30) %. Talltitan är synnerligen trogen sitt cirka 15 hektar stora revir och är beroende av flerskiktade olikåldriga skogar för att kunna föda upp sina ungar. Talltitan försvinner om dess livsmiljö kalavverkas (Eggers &amp; Low, 2014; Ekman, 1979; Griesser et al, 2007; Klein, 2020; Siffczyk et al, 2003; SLU Artdatabanken, 2021).</w:t>
+      </w:r>
+    </w:p>
+    <w:p>
+      <w:r>
+        <w:rPr>
+          <w:b/>
+        </w:rPr>
         <w:t xml:space="preserve">Blåmossa </w:t>
       </w:r>
       <w:r>
@@ -411,7 +442,7 @@
         <w:rPr>
           <w:i/>
         </w:rPr>
-        <w:t>I det avverkningsanmälda skogsområdet har 5 naturvårdsarter varav 0 rödlistade arter sina livsmiljöer och växtplatser.</w:t>
+        <w:t>I det avverkningsanmälda skogsområdet har 7 naturvårdsarter varav 2 rödlistade arter sina livsmiljöer och växtplatser.</w:t>
       </w:r>
     </w:p>
     <w:p>
@@ -609,6 +640,199 @@
       </w:pPr>
       <w:r>
         <w:t>BILAGA 1 – Fridlysta arter</w:t>
+      </w:r>
+    </w:p>
+    <w:p>
+      <w:pPr>
+        <w:pStyle w:val="Heading1"/>
+      </w:pPr>
+      <w:r>
+        <w:t>Mindre hackspett – ekologi samt krav på livsmiljön</w:t>
+      </w:r>
+    </w:p>
+    <w:p>
+      <w:r>
+        <w:t xml:space="preserve">Mindre hackspett (NT) är rödlistad som nära hotad, fridlyst och prioriterad art i Skogsvårdslagen. Den är typisk art för </w:t>
+      </w:r>
+      <w:r>
+        <w:rPr>
+          <w:i/>
+        </w:rPr>
+        <w:t>9010 Taiga, 9750 Svämlövskog, 9080 Lövsumpskog, 9030 Landhöjningsskog och 9040 Fjällbjörkskog</w:t>
+      </w:r>
+      <w:r>
+        <w:t>. Minskningstakten har uppgått till 25 (10–40) % under de senaste 15 åren och bedöms vara nära gränsvärdet för Sårbar (VU). (A2bc). (SLU Artdatabanken 2021).</w:t>
+      </w:r>
+    </w:p>
+    <w:p>
+      <w:r>
+        <w:t>Den mindre hackspetten lever i löv- och blandskog med förekomst av äldre lövträd, gärna ädellövträd i södra Sverige. Norrut förekommer arten i gamla löv- och blandskogar med al, björk och asp. Ett mycket glest bestånd förekommer i fjällbjörkskogen. Under vintern kan födosök ske även i äldre grandominerad skog, troligen för att den ger bättre skydd mot rovdjur och rovfåglar än ren lövskog. (SLU Artdatabanken, 2021).</w:t>
+      </w:r>
+    </w:p>
+    <w:p>
+      <w:r>
+        <w:t>Arten har stora revir och höga krav när det gäller förekomst av lövskog på landskapsnivå. För att häcka framgångsrikt behöver ett par cirka 40 ha äldre lövdominerad skog inom ett område på upp till 200 ha. Under vintern utsträcks födosöket till ett större område på flera hundra hektar, men varje individ återvänder till samma natthål kväll efter kväll. Arten häckar i murkna lövträdsstammar eller stubbar (oftast klibbal eller björk), vanligen 3–7 meter över marken. Ett nytt bohål hackas ut varje vår (Skogsstyrelsen, 2016 &amp; SLU Artdatabanken, 2021).</w:t>
+      </w:r>
+    </w:p>
+    <w:p>
+      <w:r>
+        <w:t>Den mindre hackspetten missgynnas av gallring i löv- och blandskogar, om lövträd tas bort. Vidare så missgynnas arten starkt genom avverkning av äldre lövträd, dränering och avverkning av al- och björkkärr, röjning eller gallring av täta strandskogar, alkärr samt borttagande av murkna träd och grenar. Nedhuggning av äldre hagmarksbjörkar och alar är också negativt. Arten hotas dessutom av biobränsleuttag i gamla inägomarker och andra lövskogar (Skogsstyrelsen, 2016 &amp; SLU Artdatabanken, 2021).</w:t>
+      </w:r>
+    </w:p>
+    <w:p>
+      <w:pPr>
+        <w:pStyle w:val="Heading2"/>
+      </w:pPr>
+      <w:r>
+        <w:t>Referenser – mindre hackspett</w:t>
+      </w:r>
+    </w:p>
+    <w:p>
+      <w:r>
+        <w:t xml:space="preserve">Skogsstyrelsen, 2016. </w:t>
+      </w:r>
+      <w:r>
+        <w:rPr>
+          <w:i/>
+        </w:rPr>
+        <w:t xml:space="preserve">Vägledning för hänsyn till mindre hackspett. </w:t>
+      </w:r>
+      <w:r>
+        <w:t>https://www.skogsstyrelsen.se/globalassets/lag-och-tillsyn/artskydd/vagledningar-for-hansyn-till-faglar/mindre-hackspett-vagledning-hansyn2.pdf</w:t>
+      </w:r>
+    </w:p>
+    <w:p>
+      <w:r>
+        <w:t xml:space="preserve">SLU Artdatabanken, 2021. </w:t>
+      </w:r>
+      <w:r>
+        <w:rPr>
+          <w:i/>
+        </w:rPr>
+        <w:t xml:space="preserve">Artfaktablad. Naturvård – artfakta. </w:t>
+      </w:r>
+      <w:r>
+        <w:t>SLU Artdatabanken, Uppsala</w:t>
+      </w:r>
+    </w:p>
+    <w:p>
+      <w:pPr>
+        <w:pStyle w:val="Heading1"/>
+      </w:pPr>
+      <w:r>
+        <w:t>Talltita – ekologi samt krav på livsmiljön</w:t>
+      </w:r>
+    </w:p>
+    <w:p>
+      <w:r>
+        <w:t>Talltita är rödlistad som NT, fridlyst och prioriterad art i Skogsvårdslagen. Den omfattas av EU:s fågeldirektiv. Arten har minskat kraftigt de senaste 30 åren och minskningstakten innevarande 10-årsperiod beräknas till 20 (10–30) % (SLU Artdatabanken, 2022).</w:t>
+      </w:r>
+    </w:p>
+    <w:p>
+      <w:r>
+        <w:t>Talltita föredrar större sammanhängande barrskogar, och finns såväl i tallskog som granskog och i lövblandad barrskog. Skogens struktur är viktig och ska helst vara flerskiktad med riklig underväxt av mindre granar, björk och andra lövträd och buskar. Tillgång på murknande högstubbar är särskilt viktig, eftersom talltitan helst själv hackar ut sitt bohål (SLU Artdatabanken, 2022).</w:t>
+      </w:r>
+    </w:p>
+    <w:p>
+      <w:r>
+        <w:t>Det finns flera studier som visar att talltita är känslig för gallring och inte överlever när dess livsmiljö kalavverkas (Eggers and Low, 2014; Griesser et al., 2007; Klein, 2020). Talltitans revir är förhållandevis stora, 10–20 hektar och arten missgynnas när skogen fragmenteras. Kalavverkning av större delar av reviret innebär att det överges (Artdatabanken, 2021).</w:t>
+      </w:r>
+    </w:p>
+    <w:p>
+      <w:r>
+        <w:t>Talltitan är synnerligen trogen sitt revir så länge paret lever och biotopen förblir intakt. Paret stannar i sitt revir året om. En förlust av ett revir har därför en stor inverkan på den lokala populationen och trakthyggesbruket anses vara orsak till den svenska populationens kraftiga minskning. Talltiteparets revirtrohet innebär att närhelst under året man observerar en adult talltita så ingår denna plats i reviret (Siffczyk et al., 2003; Ekman, 1979).</w:t>
+      </w:r>
+    </w:p>
+    <w:p>
+      <w:pPr>
+        <w:pStyle w:val="Heading2"/>
+      </w:pPr>
+      <w:r>
+        <w:t>Referenser – talltita</w:t>
+      </w:r>
+    </w:p>
+    <w:p>
+      <w:r>
+        <w:t xml:space="preserve">Eggers, S., Low, M., 2014. </w:t>
+      </w:r>
+      <w:r>
+        <w:rPr>
+          <w:i/>
+        </w:rPr>
+        <w:t xml:space="preserve">Differential demographic responses of sympatric Parids to vegetation management in boreal forest. </w:t>
+      </w:r>
+      <w:r>
+        <w:t>For. Ecol. Manage. 319, 169–175.</w:t>
+      </w:r>
+    </w:p>
+    <w:p>
+      <w:r>
+        <w:t xml:space="preserve">Ekman, J., 1979. </w:t>
+      </w:r>
+      <w:r>
+        <w:rPr>
+          <w:i/>
+        </w:rPr>
+        <w:t xml:space="preserve">Coherence, composition and territories of winter social groups of the Willow Tit Parus montanus and the Crested Tit P. cristatus. </w:t>
+      </w:r>
+      <w:r>
+        <w:t>Ornis Scandinavica, 10, pp 56–68</w:t>
+      </w:r>
+    </w:p>
+    <w:p>
+      <w:r>
+        <w:t xml:space="preserve">Griesser, M., Nystrand, M., Eggers, S., Ekman, J., 2007. </w:t>
+      </w:r>
+      <w:r>
+        <w:rPr>
+          <w:i/>
+        </w:rPr>
+        <w:t xml:space="preserve">Impact of forestry practices on fitness correlates and population productivity in an open-nesting bird species. </w:t>
+      </w:r>
+      <w:r>
+        <w:t>Conserv. Biol. 21, 767–774. https://doi.org/10.1111/j.1523- 1739.2007.00675.x</w:t>
+      </w:r>
+    </w:p>
+    <w:p>
+      <w:r>
+        <w:t xml:space="preserve">Klein, J., 2020. </w:t>
+      </w:r>
+      <w:r>
+        <w:rPr>
+          <w:i/>
+        </w:rPr>
+        <w:t xml:space="preserve">The forgotten forest – On thinning, retention, and biodiversity in the boreal forest. </w:t>
+      </w:r>
+      <w:r>
+        <w:t>Doctoral Thesis No. 2020:50</w:t>
+      </w:r>
+    </w:p>
+    <w:p>
+      <w:r>
+        <w:t xml:space="preserve">Siffczyk, C., Brotons, L., Kangas, K., Orell, M., 2003. </w:t>
+      </w:r>
+      <w:r>
+        <w:rPr>
+          <w:i/>
+        </w:rPr>
+        <w:t xml:space="preserve">Home range size of willow tits. </w:t>
+      </w:r>
+      <w:r>
+        <w:t>Oecologica, 136, 635–642 (2003)</w:t>
+      </w:r>
+    </w:p>
+    <w:p>
+      <w:r>
+        <w:t xml:space="preserve">SLU Artdatabanken, 2021. </w:t>
+      </w:r>
+      <w:r>
+        <w:rPr>
+          <w:i/>
+        </w:rPr>
+        <w:t xml:space="preserve">Artfaktablad. Naturvård – artfakta. </w:t>
+      </w:r>
+      <w:r>
+        <w:t>SLU Artdatabanken, Uppsala</w:t>
       </w:r>
     </w:p>
     <w:p>
@@ -811,7 +1035,7 @@
     <w:r>
       <w:tab/>
       <w:tab/>
-      <w:t>2026-08-25</w:t>
+      <w:t>2026-08-26</w:t>
       <w:br/>
       <w:br/>
     </w:r>

--- a/klagomål/A 32151-2026 FSC-klagomål.docx
+++ b/klagomål/A 32151-2026 FSC-klagomål.docx
@@ -1035,7 +1035,7 @@
     <w:r>
       <w:tab/>
       <w:tab/>
-      <w:t>2026-08-26</w:t>
+      <w:t>2026-08-27</w:t>
       <w:br/>
       <w:br/>
     </w:r>

--- a/klagomål/A 32151-2026 FSC-klagomål.docx
+++ b/klagomål/A 32151-2026 FSC-klagomål.docx
@@ -1035,7 +1035,7 @@
     <w:r>
       <w:tab/>
       <w:tab/>
-      <w:t>2026-08-27</w:t>
+      <w:t>2026-08-28</w:t>
       <w:br/>
       <w:br/>
     </w:r>

--- a/klagomål/A 32151-2026 FSC-klagomål.docx
+++ b/klagomål/A 32151-2026 FSC-klagomål.docx
@@ -1035,7 +1035,7 @@
     <w:r>
       <w:tab/>
       <w:tab/>
-      <w:t>2026-08-28</w:t>
+      <w:t>2026-08-29</w:t>
       <w:br/>
       <w:br/>
     </w:r>

--- a/klagomål/A 32151-2026 FSC-klagomål.docx
+++ b/klagomål/A 32151-2026 FSC-klagomål.docx
@@ -1035,7 +1035,7 @@
     <w:r>
       <w:tab/>
       <w:tab/>
-      <w:t>2026-08-29</w:t>
+      <w:t>2026-08-31</w:t>
       <w:br/>
       <w:br/>
     </w:r>

--- a/klagomål/A 32151-2026 FSC-klagomål.docx
+++ b/klagomål/A 32151-2026 FSC-klagomål.docx
@@ -1035,7 +1035,7 @@
     <w:r>
       <w:tab/>
       <w:tab/>
-      <w:t>2026-08-31</w:t>
+      <w:t>2026-09-01</w:t>
       <w:br/>
       <w:br/>
     </w:r>

--- a/klagomål/A 32151-2026 FSC-klagomål.docx
+++ b/klagomål/A 32151-2026 FSC-klagomål.docx
@@ -1035,7 +1035,7 @@
     <w:r>
       <w:tab/>
       <w:tab/>
-      <w:t>2026-09-01</w:t>
+      <w:t>2026-09-02</w:t>
       <w:br/>
       <w:br/>
     </w:r>

--- a/klagomål/A 32151-2026 FSC-klagomål.docx
+++ b/klagomål/A 32151-2026 FSC-klagomål.docx
@@ -1035,7 +1035,7 @@
     <w:r>
       <w:tab/>
       <w:tab/>
-      <w:t>2026-09-02</w:t>
+      <w:t>2026-09-03</w:t>
       <w:br/>
       <w:br/>
     </w:r>

--- a/klagomål/A 32151-2026 FSC-klagomål.docx
+++ b/klagomål/A 32151-2026 FSC-klagomål.docx
@@ -1035,7 +1035,7 @@
     <w:r>
       <w:tab/>
       <w:tab/>
-      <w:t>2026-09-03</w:t>
+      <w:t>2026-09-04</w:t>
       <w:br/>
       <w:br/>
     </w:r>

--- a/klagomål/A 32151-2026 FSC-klagomål.docx
+++ b/klagomål/A 32151-2026 FSC-klagomål.docx
@@ -1035,7 +1035,7 @@
     <w:r>
       <w:tab/>
       <w:tab/>
-      <w:t>2026-09-04</w:t>
+      <w:t>2026-09-05</w:t>
       <w:br/>
       <w:br/>
     </w:r>
